--- a/testakten/sozialrecht-pflegegrad-demenz-nachtwache-trier/03_md_kurzbegutachtung_auszug_2026-06-12.docx
+++ b/testakten/sozialrecht-pflegegrad-demenz-nachtwache-trier/03_md_kurzbegutachtung_auszug_2026-06-12.docx
@@ -4,27 +4,36 @@
   <w:body>
     <w:p>
       <w:pPr>
-        <w:jc w:val="right"/>
+        <w:spacing w:after="120" w:line="259" w:lineRule="auto"/>
+        <w:jc w:val="left"/>
       </w:pPr>
       <w:r>
         <w:rPr>
           <w:rFonts w:ascii="Times New Roman" w:hAnsi="Times New Roman"/>
-          <w:i/>
-          <w:sz w:val="18"/>
+          <w:b w:val="0"/>
+          <w:i w:val="0"/>
+          <w:sz w:val="22"/>
         </w:rPr>
-        <w:t>Kanzlei Lindenhof und Partner mbB | Aktenzeichen intern 2026-</w:t>
+        <w:t>Kanzlei Ahlers und Brinkmann | Aktenzeichen intern 2026-SOZ-3844</w:t>
       </w:r>
     </w:p>
     <w:p>
       <w:pPr>
         <w:pStyle w:val="Heading1"/>
+        <w:spacing w:before="120" w:after="60" w:line="259" w:lineRule="auto"/>
       </w:pPr>
       <w:r>
+        <w:rPr>
+          <w:rFonts w:ascii="Times New Roman" w:hAnsi="Times New Roman"/>
+          <w:b/>
+          <w:sz w:val="22"/>
+        </w:rPr>
         <w:t>MD-Begutachtung Auszug</w:t>
       </w:r>
     </w:p>
     <w:p>
       <w:pPr>
+        <w:spacing w:line="259" w:lineRule="auto" w:after="60"/>
         <w:jc w:val="both"/>
       </w:pPr>
       <w:r>
@@ -33,6 +42,7 @@
     </w:p>
     <w:p>
       <w:pPr>
+        <w:spacing w:line="259" w:lineRule="auto" w:after="60"/>
         <w:jc w:val="both"/>
       </w:pPr>
       <w:r>
@@ -40,13 +50,58 @@
       </w:r>
     </w:p>
     <w:sectPr>
+      <w:headerReference w:type="default" r:id="rId9"/>
+      <w:footerReference w:type="default" r:id="rId10"/>
       <w:pgSz w:w="12240" w:h="15840"/>
-      <w:pgMar w:top="1134" w:right="1247" w:bottom="1134" w:left="1247" w:header="720" w:footer="720" w:gutter="0"/>
+      <w:pgMar w:top="1191" w:right="1247" w:bottom="1134" w:left="1361" w:header="720" w:footer="720" w:gutter="0"/>
       <w:cols w:space="720"/>
       <w:docGrid w:linePitch="360"/>
     </w:sectPr>
   </w:body>
 </w:document>
+</file>
+
+<file path=word/footer1.xml><?xml version="1.0" encoding="utf-8"?>
+<w:ftr xmlns:m="http://schemas.openxmlformats.org/officeDocument/2006/math" xmlns:mc="http://schemas.openxmlformats.org/markup-compatibility/2006" xmlns:mo="http://schemas.microsoft.com/office/mac/office/2008/main" xmlns:mv="urn:schemas-microsoft-com:mac:vml" xmlns:o="urn:schemas-microsoft-com:office:office" xmlns:r="http://schemas.openxmlformats.org/officeDocument/2006/relationships" xmlns:v="urn:schemas-microsoft-com:vml" xmlns:w10="urn:schemas-microsoft-com:office:word" xmlns:w14="http://schemas.microsoft.com/office/word/2010/wordml" xmlns:w="http://schemas.openxmlformats.org/wordprocessingml/2006/main" xmlns:wne="http://schemas.microsoft.com/office/word/2006/wordml" xmlns:wp14="http://schemas.microsoft.com/office/word/2010/wordprocessingDrawing" xmlns:wp="http://schemas.openxmlformats.org/drawingml/2006/wordprocessingDrawing" xmlns:wpc="http://schemas.microsoft.com/office/word/2010/wordprocessingCanvas" xmlns:wpg="http://schemas.microsoft.com/office/word/2010/wordprocessingGroup" xmlns:wpi="http://schemas.microsoft.com/office/word/2010/wordprocessingInk" xmlns:wps="http://schemas.microsoft.com/office/word/2010/wordprocessingShape" mc:Ignorable="w14 wp14">
+  <w:p>
+    <w:pPr>
+      <w:pStyle w:val="Footer"/>
+      <w:jc w:val="left"/>
+    </w:pPr>
+    <w:r/>
+    <w:r>
+      <w:rPr>
+        <w:rFonts w:ascii="Times New Roman" w:hAnsi="Times New Roman"/>
+        <w:b w:val="0"/>
+        <w:color w:val="777777"/>
+        <w:sz w:val="17"/>
+      </w:rPr>
+      <w:t>Vertraulich | Bearbeitungsstand Juli 2026 | nur zur Aktenbearbeitung</w:t>
+    </w:r>
+  </w:p>
+</w:ftr>
+</file>
+
+<file path=word/header1.xml><?xml version="1.0" encoding="utf-8"?>
+<w:hdr xmlns:m="http://schemas.openxmlformats.org/officeDocument/2006/math" xmlns:mc="http://schemas.openxmlformats.org/markup-compatibility/2006" xmlns:mo="http://schemas.microsoft.com/office/mac/office/2008/main" xmlns:mv="urn:schemas-microsoft-com:mac:vml" xmlns:o="urn:schemas-microsoft-com:office:office" xmlns:r="http://schemas.openxmlformats.org/officeDocument/2006/relationships" xmlns:v="urn:schemas-microsoft-com:vml" xmlns:w10="urn:schemas-microsoft-com:office:word" xmlns:w14="http://schemas.microsoft.com/office/word/2010/wordml" xmlns:w="http://schemas.openxmlformats.org/wordprocessingml/2006/main" xmlns:wne="http://schemas.microsoft.com/office/word/2006/wordml" xmlns:wp14="http://schemas.microsoft.com/office/word/2010/wordprocessingDrawing" xmlns:wp="http://schemas.openxmlformats.org/drawingml/2006/wordprocessingDrawing" xmlns:wpc="http://schemas.microsoft.com/office/word/2010/wordprocessingCanvas" xmlns:wpg="http://schemas.microsoft.com/office/word/2010/wordprocessingGroup" xmlns:wpi="http://schemas.microsoft.com/office/word/2010/wordprocessingInk" xmlns:wps="http://schemas.microsoft.com/office/word/2010/wordprocessingShape" mc:Ignorable="w14 wp14">
+  <w:p>
+    <w:pPr>
+      <w:pStyle w:val="Header"/>
+      <w:jc w:val="left"/>
+    </w:pPr>
+    <w:r/>
+    <w:r>
+      <w:rPr>
+        <w:rFonts w:ascii="Times New Roman" w:hAnsi="Times New Roman"/>
+        <w:b w:val="0"/>
+        <w:i w:val="0"/>
+        <w:color w:val="666666"/>
+        <w:sz w:val="17"/>
+      </w:rPr>
+      <w:t>Kanzlei Ahlers und Brinkmann | Sozialrechtliche Leistungsakte | Bearbeitungsstand Juli 2026</w:t>
+    </w:r>
+  </w:p>
+</w:hdr>
 </file>
 
 <file path=word/numbering.xml><?xml version="1.0" encoding="utf-8"?>
@@ -476,7 +531,7 @@
       <w:outlineLvl w:val="0"/>
     </w:pPr>
     <w:rPr>
-      <w:rFonts w:asciiTheme="majorHAnsi" w:eastAsiaTheme="majorEastAsia" w:hAnsiTheme="majorHAnsi" w:cstheme="majorBidi"/>
+      <w:rFonts w:asciiTheme="majorHAnsi" w:eastAsiaTheme="majorEastAsia" w:hAnsiTheme="majorHAnsi" w:cstheme="majorBidi" w:ascii="Times New Roman" w:hAnsi="Times New Roman"/>
       <w:b/>
       <w:bCs/>
       <w:color w:val="365F91" w:themeColor="accent1" w:themeShade="BF"/>
@@ -500,11 +555,11 @@
       <w:outlineLvl w:val="1"/>
     </w:pPr>
     <w:rPr>
-      <w:rFonts w:asciiTheme="majorHAnsi" w:eastAsiaTheme="majorEastAsia" w:hAnsiTheme="majorHAnsi" w:cstheme="majorBidi"/>
+      <w:rFonts w:asciiTheme="majorHAnsi" w:eastAsiaTheme="majorEastAsia" w:hAnsiTheme="majorHAnsi" w:cstheme="majorBidi" w:ascii="Times New Roman" w:hAnsi="Times New Roman"/>
       <w:b/>
       <w:bCs/>
       <w:color w:val="4F81BD" w:themeColor="accent1"/>
-      <w:sz w:val="26"/>
+      <w:sz w:val="24"/>
       <w:szCs w:val="26"/>
     </w:rPr>
   </w:style>
@@ -765,11 +820,12 @@
       <w:contextualSpacing/>
     </w:pPr>
     <w:rPr>
-      <w:rFonts w:asciiTheme="majorHAnsi" w:eastAsiaTheme="majorEastAsia" w:hAnsiTheme="majorHAnsi" w:cstheme="majorBidi"/>
+      <w:rFonts w:asciiTheme="majorHAnsi" w:eastAsiaTheme="majorEastAsia" w:hAnsiTheme="majorHAnsi" w:cstheme="majorBidi" w:ascii="Times New Roman" w:hAnsi="Times New Roman"/>
+      <w:b/>
       <w:color w:val="17365D" w:themeColor="text2" w:themeShade="BF"/>
       <w:spacing w:val="5"/>
       <w:kern w:val="28"/>
-      <w:sz w:val="52"/>
+      <w:sz w:val="30"/>
       <w:szCs w:val="52"/>
     </w:rPr>
   </w:style>

--- a/testakten/sozialrecht-pflegegrad-demenz-nachtwache-trier/03_md_kurzbegutachtung_auszug_2026-06-12.docx
+++ b/testakten/sozialrecht-pflegegrad-demenz-nachtwache-trier/03_md_kurzbegutachtung_auszug_2026-06-12.docx
@@ -4,56 +4,704 @@
   <w:body>
     <w:p>
       <w:pPr>
-        <w:spacing w:after="120" w:line="259" w:lineRule="auto"/>
-        <w:jc w:val="left"/>
+        <w:spacing w:after="180"/>
       </w:pPr>
       <w:r>
         <w:rPr>
-          <w:rFonts w:ascii="Times New Roman" w:hAnsi="Times New Roman"/>
+          <w:rFonts w:ascii="Arial" w:hAnsi="Arial" w:eastAsia="Arial"/>
+          <w:b/>
+          <w:color w:val="5C6569"/>
+          <w:sz w:val="16"/>
+        </w:rPr>
+        <w:t>PFLEGEGUTACHTEN</w:t>
+      </w:r>
+    </w:p>
+    <w:p>
+      <w:pPr>
+        <w:spacing w:after="100"/>
+      </w:pPr>
+      <w:r>
+        <w:rPr>
+          <w:rFonts w:ascii="Arial" w:hAnsi="Arial" w:eastAsia="Arial"/>
           <w:b w:val="0"/>
-          <w:i w:val="0"/>
-          <w:sz w:val="22"/>
+          <w:color w:val="5C6569"/>
+          <w:sz w:val="14"/>
         </w:rPr>
-        <w:t>Kanzlei Ahlers und Brinkmann | Aktenzeichen intern 2026-SOZ-3844</w:t>
+        <w:t>Medizinischer Dienst Rheinland-Pfalz · Albiger Straße 19d · 55232 Alzey</w:t>
+      </w:r>
+    </w:p>
+    <w:p>
+      <w:pPr>
+        <w:spacing w:after="0"/>
+      </w:pPr>
+      <w:r>
+        <w:rPr>
+          <w:rFonts w:ascii="Arial" w:hAnsi="Arial" w:eastAsia="Arial"/>
+          <w:b w:val="0"/>
+          <w:sz w:val="18"/>
+        </w:rPr>
+        <w:t>Knappschaft-Mosel Pflegekasse</w:t>
+      </w:r>
+    </w:p>
+    <w:p>
+      <w:pPr>
+        <w:spacing w:after="0"/>
+      </w:pPr>
+      <w:r>
+        <w:rPr>
+          <w:rFonts w:ascii="Arial" w:hAnsi="Arial" w:eastAsia="Arial"/>
+          <w:b w:val="0"/>
+          <w:sz w:val="18"/>
+        </w:rPr>
+        <w:t>Team Pflegeleistungen 4</w:t>
+      </w:r>
+    </w:p>
+    <w:p/>
+    <w:tbl>
+      <w:tblPr>
+        <w:tblW w:type="auto" w:w="0"/>
+        <w:jc w:val="right"/>
+        <w:tblLayout w:type="fixed"/>
+        <w:tblLook w:firstColumn="1" w:firstRow="1" w:lastColumn="0" w:lastRow="0" w:noHBand="0" w:noVBand="1" w:val="04A0"/>
+      </w:tblPr>
+      <w:tblGrid>
+        <w:gridCol w:w="4720"/>
+        <w:gridCol w:w="4720"/>
+      </w:tblGrid>
+      <w:tr>
+        <w:tc>
+          <w:tcPr>
+            <w:tcW w:type="dxa" w:w="1757"/>
+          </w:tcPr>
+          <w:p>
+            <w:r>
+              <w:rPr>
+                <w:rFonts w:ascii="Arial" w:hAnsi="Arial" w:eastAsia="Arial"/>
+                <w:b/>
+                <w:color w:val="5C6569"/>
+                <w:sz w:val="16"/>
+              </w:rPr>
+              <w:t>Datum</w:t>
+            </w:r>
+          </w:p>
+        </w:tc>
+        <w:tc>
+          <w:tcPr>
+            <w:tcW w:type="dxa" w:w="2948"/>
+          </w:tcPr>
+          <w:p>
+            <w:r>
+              <w:rPr>
+                <w:rFonts w:ascii="Arial" w:hAnsi="Arial" w:eastAsia="Arial"/>
+                <w:b w:val="0"/>
+                <w:sz w:val="16"/>
+              </w:rPr>
+              <w:t>12. Juni 2026</w:t>
+            </w:r>
+          </w:p>
+        </w:tc>
+      </w:tr>
+      <w:tr>
+        <w:tc>
+          <w:tcPr>
+            <w:tcW w:type="dxa" w:w="1757"/>
+          </w:tcPr>
+          <w:p>
+            <w:r>
+              <w:rPr>
+                <w:rFonts w:ascii="Arial" w:hAnsi="Arial" w:eastAsia="Arial"/>
+                <w:b/>
+                <w:color w:val="5C6569"/>
+                <w:sz w:val="16"/>
+              </w:rPr>
+              <w:t>Aktenzeichen</w:t>
+            </w:r>
+          </w:p>
+        </w:tc>
+        <w:tc>
+          <w:tcPr>
+            <w:tcW w:type="dxa" w:w="2948"/>
+          </w:tcPr>
+          <w:p>
+            <w:r>
+              <w:rPr>
+                <w:rFonts w:ascii="Arial" w:hAnsi="Arial" w:eastAsia="Arial"/>
+                <w:b w:val="0"/>
+                <w:sz w:val="16"/>
+              </w:rPr>
+              <w:t>PG-26-TR-1184 · KM-441-882-19</w:t>
+            </w:r>
+          </w:p>
+        </w:tc>
+      </w:tr>
+      <w:tr>
+        <w:tc>
+          <w:tcPr>
+            <w:tcW w:type="dxa" w:w="1757"/>
+          </w:tcPr>
+          <w:p>
+            <w:r>
+              <w:rPr>
+                <w:rFonts w:ascii="Arial" w:hAnsi="Arial" w:eastAsia="Arial"/>
+                <w:b/>
+                <w:color w:val="5C6569"/>
+                <w:sz w:val="16"/>
+              </w:rPr>
+              <w:t>Bearbeitung</w:t>
+            </w:r>
+          </w:p>
+        </w:tc>
+        <w:tc>
+          <w:tcPr>
+            <w:tcW w:type="dxa" w:w="2948"/>
+          </w:tcPr>
+          <w:p>
+            <w:r>
+              <w:rPr>
+                <w:rFonts w:ascii="Arial" w:hAnsi="Arial" w:eastAsia="Arial"/>
+                <w:b w:val="0"/>
+                <w:sz w:val="16"/>
+              </w:rPr>
+              <w:t>Dr. med. Katrin Faber</w:t>
+            </w:r>
+          </w:p>
+        </w:tc>
+      </w:tr>
+    </w:tbl>
+    <w:p/>
+    <w:p>
+      <w:pPr>
+        <w:pStyle w:val="Title"/>
+      </w:pPr>
+      <w:r>
+        <w:rPr>
+          <w:rFonts w:ascii="Arial" w:hAnsi="Arial" w:eastAsia="Arial"/>
+          <w:b/>
+          <w:color w:val="173941"/>
+          <w:sz w:val="34"/>
+        </w:rPr>
+        <w:t>Begutachtung zur beantragten Höherstufung bei Anton Birk</w:t>
       </w:r>
     </w:p>
     <w:p>
       <w:pPr>
         <w:pStyle w:val="Heading1"/>
-        <w:spacing w:before="120" w:after="60" w:line="259" w:lineRule="auto"/>
       </w:pPr>
       <w:r>
-        <w:rPr>
-          <w:rFonts w:ascii="Times New Roman" w:hAnsi="Times New Roman"/>
-          <w:b/>
-          <w:sz w:val="22"/>
-        </w:rPr>
-        <w:t>MD-Begutachtung Auszug</w:t>
+        <w:t>1. Auftrag und Hausbesuch</w:t>
       </w:r>
     </w:p>
     <w:p>
       <w:pPr>
-        <w:spacing w:line="259" w:lineRule="auto" w:after="60"/>
         <w:jc w:val="both"/>
       </w:pPr>
       <w:r>
-        <w:t>Der Hausbesuch begann um 10:12 Uhr und endete um 10:41 Uhr. Herr Birk wirkte tagsüber höflich, konnte einfache Fragen beantworten und ging mit Krückstock durch den Flur. Nächtliche Episoden wurden im Gutachten mit dem Satz berücksichtigt: Angehörigenangaben nicht objektivierbar.</w:t>
+        <w:rPr>
+          <w:rFonts w:ascii="Arial" w:hAnsi="Arial" w:eastAsia="Arial"/>
+          <w:b w:val="0"/>
+          <w:sz w:val="21"/>
+        </w:rPr>
+        <w:t>Auftragseingang am 27. Mai 2026. Hausbesuch am 10. Juni 2026 von 10:12 Uhr bis 10:41 Uhr in der Wohnung des Versicherten. Anwesend waren Herr Birk und seine Tochter Mara Birk. Der ambulante Pflegedienst war nicht anwesend. Vorlagen: Antrag, hausärztliche Bescheinigung, Medikamentenplan und ein dreiseitiger Auszug aus dem Pflegeprotokoll.</w:t>
       </w:r>
     </w:p>
     <w:p>
       <w:pPr>
-        <w:spacing w:line="259" w:lineRule="auto" w:after="60"/>
+        <w:pStyle w:val="Heading1"/>
+      </w:pPr>
+      <w:r>
+        <w:t>2. Wohn- und Versorgungssituation</w:t>
+      </w:r>
+    </w:p>
+    <w:p>
+      <w:pPr>
         <w:jc w:val="both"/>
       </w:pPr>
       <w:r>
-        <w:t>Im Modul kognitive und kommunikative Fähigkeiten wurden Erinnerungslücken notiert, aber nicht durchgehend gewichtet.</w:t>
+        <w:rPr>
+          <w:rFonts w:ascii="Arial" w:hAnsi="Arial" w:eastAsia="Arial"/>
+          <w:b w:val="0"/>
+          <w:sz w:val="21"/>
+        </w:rPr>
+        <w:t>Erdgeschosswohnung mit schmalem Flur, zwei Stufen zum Bad und mehreren Teppichkanten. Herr Birk lebt allein. Die Tochter wohnt in der Nähe. Ambulanter Pflegedienst morgens täglich, abends dreimal pro Woche. Nach Angaben der Tochter besteht seit Mai zusätzlich private Nachtbereitschaft an fünf Nächten.</w:t>
+      </w:r>
+    </w:p>
+    <w:p>
+      <w:pPr>
+        <w:pStyle w:val="Heading1"/>
+      </w:pPr>
+      <w:r>
+        <w:t>3. Beobachtung</w:t>
+      </w:r>
+    </w:p>
+    <w:p>
+      <w:pPr>
+        <w:jc w:val="both"/>
+      </w:pPr>
+      <w:r>
+        <w:rPr>
+          <w:rFonts w:ascii="Arial" w:hAnsi="Arial" w:eastAsia="Arial"/>
+          <w:b w:val="0"/>
+          <w:sz w:val="21"/>
+        </w:rPr>
+        <w:t>Herr Birk begrüßte die Gutachterin freundlich, nannte seinen Namen und sein Geburtsjahr und ging mit Krückstock etwa zwölf Meter durch den Flur. Er konnte den Wochentag nicht nennen und erklärte zunächst, seine Ehefrau befinde sich im Garten; sie ist nach Aktenangabe 2019 verstorben. Beim Aufstehen vom Sessel benötigte er zwei Versuche und stützte sich am Tisch ab.</w:t>
+      </w:r>
+    </w:p>
+    <w:p>
+      <w:pPr>
+        <w:pStyle w:val="Heading1"/>
+      </w:pPr>
+      <w:r>
+        <w:t>4. Modulbezogene Feststellungen</w:t>
+      </w:r>
+    </w:p>
+    <w:tbl>
+      <w:tblPr>
+        <w:tblStyle w:val="TableGrid"/>
+        <w:tblW w:type="auto" w:w="0"/>
+        <w:jc w:val="center"/>
+        <w:tblLayout w:type="fixed"/>
+        <w:tblLook w:firstColumn="1" w:firstRow="1" w:lastColumn="0" w:lastRow="0" w:noHBand="0" w:noVBand="1" w:val="04A0"/>
+      </w:tblPr>
+      <w:tblGrid>
+        <w:gridCol w:w="3147"/>
+        <w:gridCol w:w="3147"/>
+        <w:gridCol w:w="3147"/>
+      </w:tblGrid>
+      <w:tr>
+        <w:trPr>
+          <w:tblHeader w:val="true"/>
+        </w:trPr>
+        <w:tc>
+          <w:tcPr>
+            <w:tcW w:type="dxa" w:w="2041"/>
+            <w:shd w:fill="E7EFF1"/>
+            <w:vAlign w:val="center"/>
+          </w:tcPr>
+          <w:p>
+            <w:r>
+              <w:rPr>
+                <w:rFonts w:ascii="Arial" w:hAnsi="Arial" w:eastAsia="Arial"/>
+                <w:b/>
+                <w:color w:val="173941"/>
+                <w:sz w:val="17"/>
+              </w:rPr>
+              <w:t>Bereich</w:t>
+            </w:r>
+          </w:p>
+        </w:tc>
+        <w:tc>
+          <w:tcPr>
+            <w:tcW w:type="dxa" w:w="3175"/>
+            <w:shd w:fill="E7EFF1"/>
+            <w:vAlign w:val="center"/>
+          </w:tcPr>
+          <w:p>
+            <w:r>
+              <w:rPr>
+                <w:rFonts w:ascii="Arial" w:hAnsi="Arial" w:eastAsia="Arial"/>
+                <w:b/>
+                <w:color w:val="173941"/>
+                <w:sz w:val="17"/>
+              </w:rPr>
+              <w:t>Feststellung beim Hausbesuch</w:t>
+            </w:r>
+          </w:p>
+        </w:tc>
+        <w:tc>
+          <w:tcPr>
+            <w:tcW w:type="dxa" w:w="4195"/>
+            <w:shd w:fill="E7EFF1"/>
+            <w:vAlign w:val="center"/>
+          </w:tcPr>
+          <w:p>
+            <w:r>
+              <w:rPr>
+                <w:rFonts w:ascii="Arial" w:hAnsi="Arial" w:eastAsia="Arial"/>
+                <w:b/>
+                <w:color w:val="173941"/>
+                <w:sz w:val="17"/>
+              </w:rPr>
+              <w:t>Angaben der Tochter</w:t>
+            </w:r>
+          </w:p>
+        </w:tc>
+      </w:tr>
+      <w:tr>
+        <w:tc>
+          <w:tcPr>
+            <w:tcW w:type="dxa" w:w="2041"/>
+            <w:vAlign w:val="top"/>
+          </w:tcPr>
+          <w:p>
+            <w:r>
+              <w:rPr>
+                <w:rFonts w:ascii="Arial" w:hAnsi="Arial" w:eastAsia="Arial"/>
+                <w:b w:val="0"/>
+                <w:sz w:val="16"/>
+              </w:rPr>
+              <w:t>Mobilität</w:t>
+            </w:r>
+          </w:p>
+        </w:tc>
+        <w:tc>
+          <w:tcPr>
+            <w:tcW w:type="dxa" w:w="3175"/>
+            <w:vAlign w:val="top"/>
+          </w:tcPr>
+          <w:p>
+            <w:r>
+              <w:rPr>
+                <w:rFonts w:ascii="Arial" w:hAnsi="Arial" w:eastAsia="Arial"/>
+                <w:b w:val="0"/>
+                <w:sz w:val="16"/>
+              </w:rPr>
+              <w:t>kurzer Gang mit Krückstock möglich</w:t>
+            </w:r>
+          </w:p>
+        </w:tc>
+        <w:tc>
+          <w:tcPr>
+            <w:tcW w:type="dxa" w:w="4195"/>
+            <w:vAlign w:val="top"/>
+          </w:tcPr>
+          <w:p>
+            <w:r>
+              <w:rPr>
+                <w:rFonts w:ascii="Arial" w:hAnsi="Arial" w:eastAsia="Arial"/>
+                <w:b w:val="0"/>
+                <w:sz w:val="16"/>
+              </w:rPr>
+              <w:t>nächtliches Schwanken und Sturz im Bad</w:t>
+            </w:r>
+          </w:p>
+        </w:tc>
+      </w:tr>
+      <w:tr>
+        <w:tc>
+          <w:tcPr>
+            <w:tcW w:type="dxa" w:w="2041"/>
+            <w:vAlign w:val="top"/>
+          </w:tcPr>
+          <w:p>
+            <w:r>
+              <w:rPr>
+                <w:rFonts w:ascii="Arial" w:hAnsi="Arial" w:eastAsia="Arial"/>
+                <w:b w:val="0"/>
+                <w:sz w:val="16"/>
+              </w:rPr>
+              <w:t>Kognition</w:t>
+            </w:r>
+          </w:p>
+        </w:tc>
+        <w:tc>
+          <w:tcPr>
+            <w:tcW w:type="dxa" w:w="3175"/>
+            <w:vAlign w:val="top"/>
+          </w:tcPr>
+          <w:p>
+            <w:r>
+              <w:rPr>
+                <w:rFonts w:ascii="Arial" w:hAnsi="Arial" w:eastAsia="Arial"/>
+                <w:b w:val="0"/>
+                <w:sz w:val="16"/>
+              </w:rPr>
+              <w:t>Person erkannt, Datum nicht benannt</w:t>
+            </w:r>
+          </w:p>
+        </w:tc>
+        <w:tc>
+          <w:tcPr>
+            <w:tcW w:type="dxa" w:w="4195"/>
+            <w:vAlign w:val="top"/>
+          </w:tcPr>
+          <w:p>
+            <w:r>
+              <w:rPr>
+                <w:rFonts w:ascii="Arial" w:hAnsi="Arial" w:eastAsia="Arial"/>
+                <w:b w:val="0"/>
+                <w:sz w:val="16"/>
+              </w:rPr>
+              <w:t>Suche nach Verstorbenen, Türverwechslung</w:t>
+            </w:r>
+          </w:p>
+        </w:tc>
+      </w:tr>
+      <w:tr>
+        <w:tc>
+          <w:tcPr>
+            <w:tcW w:type="dxa" w:w="2041"/>
+            <w:vAlign w:val="top"/>
+          </w:tcPr>
+          <w:p>
+            <w:r>
+              <w:rPr>
+                <w:rFonts w:ascii="Arial" w:hAnsi="Arial" w:eastAsia="Arial"/>
+                <w:b w:val="0"/>
+                <w:sz w:val="16"/>
+              </w:rPr>
+              <w:t>Verhalten</w:t>
+            </w:r>
+          </w:p>
+        </w:tc>
+        <w:tc>
+          <w:tcPr>
+            <w:tcW w:type="dxa" w:w="3175"/>
+            <w:vAlign w:val="top"/>
+          </w:tcPr>
+          <w:p>
+            <w:r>
+              <w:rPr>
+                <w:rFonts w:ascii="Arial" w:hAnsi="Arial" w:eastAsia="Arial"/>
+                <w:b w:val="0"/>
+                <w:sz w:val="16"/>
+              </w:rPr>
+              <w:t>während des Besuchs ruhig</w:t>
+            </w:r>
+          </w:p>
+        </w:tc>
+        <w:tc>
+          <w:tcPr>
+            <w:tcW w:type="dxa" w:w="4195"/>
+            <w:vAlign w:val="top"/>
+          </w:tcPr>
+          <w:p>
+            <w:r>
+              <w:rPr>
+                <w:rFonts w:ascii="Arial" w:hAnsi="Arial" w:eastAsia="Arial"/>
+                <w:b w:val="0"/>
+                <w:sz w:val="16"/>
+              </w:rPr>
+              <w:t>nächtliches Umhergehen an vier bis sechs Tagen</w:t>
+            </w:r>
+          </w:p>
+        </w:tc>
+      </w:tr>
+      <w:tr>
+        <w:tc>
+          <w:tcPr>
+            <w:tcW w:type="dxa" w:w="2041"/>
+            <w:vAlign w:val="top"/>
+          </w:tcPr>
+          <w:p>
+            <w:r>
+              <w:rPr>
+                <w:rFonts w:ascii="Arial" w:hAnsi="Arial" w:eastAsia="Arial"/>
+                <w:b w:val="0"/>
+                <w:sz w:val="16"/>
+              </w:rPr>
+              <w:t>Selbstversorgung</w:t>
+            </w:r>
+          </w:p>
+        </w:tc>
+        <w:tc>
+          <w:tcPr>
+            <w:tcW w:type="dxa" w:w="3175"/>
+            <w:vAlign w:val="top"/>
+          </w:tcPr>
+          <w:p>
+            <w:r>
+              <w:rPr>
+                <w:rFonts w:ascii="Arial" w:hAnsi="Arial" w:eastAsia="Arial"/>
+                <w:b w:val="0"/>
+                <w:sz w:val="16"/>
+              </w:rPr>
+              <w:t>Tasse selbst gehalten</w:t>
+            </w:r>
+          </w:p>
+        </w:tc>
+        <w:tc>
+          <w:tcPr>
+            <w:tcW w:type="dxa" w:w="4195"/>
+            <w:vAlign w:val="top"/>
+          </w:tcPr>
+          <w:p>
+            <w:r>
+              <w:rPr>
+                <w:rFonts w:ascii="Arial" w:hAnsi="Arial" w:eastAsia="Arial"/>
+                <w:b w:val="0"/>
+                <w:sz w:val="16"/>
+              </w:rPr>
+              <w:t>Anleitung bei Waschen, Kleidung und Toilette</w:t>
+            </w:r>
+          </w:p>
+        </w:tc>
+      </w:tr>
+      <w:tr>
+        <w:tc>
+          <w:tcPr>
+            <w:tcW w:type="dxa" w:w="2041"/>
+            <w:vAlign w:val="top"/>
+          </w:tcPr>
+          <w:p>
+            <w:r>
+              <w:rPr>
+                <w:rFonts w:ascii="Arial" w:hAnsi="Arial" w:eastAsia="Arial"/>
+                <w:b w:val="0"/>
+                <w:sz w:val="16"/>
+              </w:rPr>
+              <w:t>Krankheitsanforderungen</w:t>
+            </w:r>
+          </w:p>
+        </w:tc>
+        <w:tc>
+          <w:tcPr>
+            <w:tcW w:type="dxa" w:w="3175"/>
+            <w:vAlign w:val="top"/>
+          </w:tcPr>
+          <w:p>
+            <w:r>
+              <w:rPr>
+                <w:rFonts w:ascii="Arial" w:hAnsi="Arial" w:eastAsia="Arial"/>
+                <w:b w:val="0"/>
+                <w:sz w:val="16"/>
+              </w:rPr>
+              <w:t>Medikamentennamen unbekannt</w:t>
+            </w:r>
+          </w:p>
+        </w:tc>
+        <w:tc>
+          <w:tcPr>
+            <w:tcW w:type="dxa" w:w="4195"/>
+            <w:vAlign w:val="top"/>
+          </w:tcPr>
+          <w:p>
+            <w:r>
+              <w:rPr>
+                <w:rFonts w:ascii="Arial" w:hAnsi="Arial" w:eastAsia="Arial"/>
+                <w:b w:val="0"/>
+                <w:sz w:val="16"/>
+              </w:rPr>
+              <w:t>Stellen und Kontrolle durch Pflegedienst</w:t>
+            </w:r>
+          </w:p>
+        </w:tc>
+      </w:tr>
+      <w:tr>
+        <w:tc>
+          <w:tcPr>
+            <w:tcW w:type="dxa" w:w="2041"/>
+            <w:vAlign w:val="top"/>
+          </w:tcPr>
+          <w:p>
+            <w:r>
+              <w:rPr>
+                <w:rFonts w:ascii="Arial" w:hAnsi="Arial" w:eastAsia="Arial"/>
+                <w:b w:val="0"/>
+                <w:sz w:val="16"/>
+              </w:rPr>
+              <w:t>Alltag</w:t>
+            </w:r>
+          </w:p>
+        </w:tc>
+        <w:tc>
+          <w:tcPr>
+            <w:tcW w:type="dxa" w:w="3175"/>
+            <w:vAlign w:val="top"/>
+          </w:tcPr>
+          <w:p>
+            <w:r>
+              <w:rPr>
+                <w:rFonts w:ascii="Arial" w:hAnsi="Arial" w:eastAsia="Arial"/>
+                <w:b w:val="0"/>
+                <w:sz w:val="16"/>
+              </w:rPr>
+              <w:t>Fernsehen und Zeitung genannt</w:t>
+            </w:r>
+          </w:p>
+        </w:tc>
+        <w:tc>
+          <w:tcPr>
+            <w:tcW w:type="dxa" w:w="4195"/>
+            <w:vAlign w:val="top"/>
+          </w:tcPr>
+          <w:p>
+            <w:r>
+              <w:rPr>
+                <w:rFonts w:ascii="Arial" w:hAnsi="Arial" w:eastAsia="Arial"/>
+                <w:b w:val="0"/>
+                <w:sz w:val="16"/>
+              </w:rPr>
+              <w:t>Tagesstruktur ohne Erinnerung nicht verlässlich</w:t>
+            </w:r>
+          </w:p>
+        </w:tc>
+      </w:tr>
+    </w:tbl>
+    <w:p/>
+    <w:p>
+      <w:pPr>
+        <w:pStyle w:val="Heading1"/>
+      </w:pPr>
+      <w:r>
+        <w:t>5. Bewertung</w:t>
+      </w:r>
+    </w:p>
+    <w:p>
+      <w:pPr>
+        <w:jc w:val="both"/>
+      </w:pPr>
+      <w:r>
+        <w:rPr>
+          <w:rFonts w:ascii="Arial" w:hAnsi="Arial" w:eastAsia="Arial"/>
+          <w:b w:val="0"/>
+          <w:sz w:val="21"/>
+        </w:rPr>
+        <w:t>Die Angaben zu nächtlichen Ereignissen konnten während des vormittäglichen Besuchs nicht unmittelbar beobachtet werden. Das vorgelegte Protokoll wurde auszugsweise berücksichtigt. Weitere Unterlagen des Pflegedienstes und eine längere Verhaltensbeobachtung lagen nicht vor. Der rechnerische Punktwert bleibt nach dieser Begutachtung im Bereich des bisherigen Pflegegrads 2.</w:t>
+      </w:r>
+    </w:p>
+    <w:p>
+      <w:pPr>
+        <w:pStyle w:val="Heading1"/>
+      </w:pPr>
+      <w:r>
+        <w:t>6. Hinweis</w:t>
+      </w:r>
+    </w:p>
+    <w:p>
+      <w:pPr>
+        <w:jc w:val="both"/>
+      </w:pPr>
+      <w:r>
+        <w:rPr>
+          <w:rFonts w:ascii="Arial" w:hAnsi="Arial" w:eastAsia="Arial"/>
+          <w:b w:val="0"/>
+          <w:sz w:val="21"/>
+        </w:rPr>
+        <w:t>Eine Empfehlung zur Finanzierung einer privaten Nachtwache ist nicht Gegenstand dieses Gutachtens. Technische Sicherungen und Wohnraumanpassung sollen gesondert mit der Pflegekasse erörtert werden.</w:t>
+      </w:r>
+    </w:p>
+    <w:p>
+      <w:pPr>
+        <w:spacing w:before="280"/>
+      </w:pPr>
+      <w:r>
+        <w:rPr>
+          <w:rFonts w:ascii="Arial" w:hAnsi="Arial" w:eastAsia="Arial"/>
+          <w:b/>
+          <w:sz w:val="21"/>
+        </w:rPr>
+        <w:t>Dr. med. Katrin Faber</w:t>
+      </w:r>
+    </w:p>
+    <w:p>
+      <w:pPr>
+        <w:spacing w:after="0"/>
+      </w:pPr>
+      <w:r>
+        <w:rPr>
+          <w:rFonts w:ascii="Arial" w:hAnsi="Arial" w:eastAsia="Arial"/>
+          <w:b w:val="0"/>
+          <w:color w:val="5C6569"/>
+          <w:sz w:val="18"/>
+        </w:rPr>
+        <w:t>Gutachterin des Medizinischen Dienstes</w:t>
       </w:r>
     </w:p>
     <w:sectPr>
       <w:headerReference w:type="default" r:id="rId9"/>
       <w:footerReference w:type="default" r:id="rId10"/>
-      <w:pgSz w:w="12240" w:h="15840"/>
-      <w:pgMar w:top="1191" w:right="1247" w:bottom="1134" w:left="1361" w:header="720" w:footer="720" w:gutter="0"/>
+      <w:pgSz w:w="11906" w:h="16838"/>
+      <w:pgMar w:top="1247" w:right="1134" w:bottom="1134" w:left="1332" w:header="454" w:footer="454" w:gutter="0"/>
       <w:cols w:space="720"/>
       <w:docGrid w:linePitch="360"/>
     </w:sectPr>
@@ -66,19 +714,68 @@
   <w:p>
     <w:pPr>
       <w:pStyle w:val="Footer"/>
-      <w:jc w:val="left"/>
-    </w:pPr>
-    <w:r/>
-    <w:r>
-      <w:rPr>
-        <w:rFonts w:ascii="Times New Roman" w:hAnsi="Times New Roman"/>
-        <w:b w:val="0"/>
-        <w:color w:val="777777"/>
-        <w:sz w:val="17"/>
-      </w:rPr>
-      <w:t>Vertraulich | Bearbeitungsstand Juli 2026 | nur zur Aktenbearbeitung</w:t>
-    </w:r>
+    </w:pPr>
   </w:p>
+  <w:tbl>
+    <w:tblPr>
+      <w:tblW w:type="auto" w:w="0"/>
+      <w:jc w:val="center"/>
+      <w:tblLayout w:type="fixed"/>
+      <w:tblLook w:firstColumn="1" w:firstRow="1" w:lastColumn="0" w:lastRow="0" w:noHBand="0" w:noVBand="1" w:val="04A0"/>
+    </w:tblPr>
+    <w:tblGrid>
+      <w:gridCol w:w="7257"/>
+      <w:gridCol w:w="2154"/>
+    </w:tblGrid>
+    <w:tr>
+      <w:tc>
+        <w:tcPr>
+          <w:tcW w:type="dxa" w:w="7257"/>
+        </w:tcPr>
+        <w:p>
+          <w:r>
+            <w:rPr>
+              <w:rFonts w:ascii="Arial" w:hAnsi="Arial" w:eastAsia="Arial"/>
+              <w:b w:val="0"/>
+              <w:color w:val="5C6569"/>
+              <w:sz w:val="14"/>
+            </w:rPr>
+            <w:t>Gutachten PG-26-TR-1184 · Ausfertigung für die Pflegekasse</w:t>
+          </w:r>
+        </w:p>
+      </w:tc>
+      <w:tc>
+        <w:tcPr>
+          <w:tcW w:type="dxa" w:w="2154"/>
+        </w:tcPr>
+        <w:p>
+          <w:pPr>
+            <w:jc w:val="right"/>
+          </w:pPr>
+          <w:r>
+            <w:rPr>
+              <w:rFonts w:ascii="Arial" w:hAnsi="Arial" w:eastAsia="Arial"/>
+              <w:b w:val="0"/>
+              <w:color w:val="5C6569"/>
+              <w:sz w:val="14"/>
+            </w:rPr>
+            <w:t xml:space="preserve">Seite </w:t>
+          </w:r>
+          <w:r>
+            <w:rPr>
+              <w:rFonts w:ascii="Arial" w:hAnsi="Arial" w:eastAsia="Arial"/>
+              <w:b w:val="0"/>
+              <w:color w:val="5C6569"/>
+              <w:sz w:val="14"/>
+            </w:rPr>
+            <w:fldChar w:fldCharType="begin"/>
+            <w:instrText xml:space="preserve">PAGE</w:instrText>
+            <w:fldChar w:fldCharType="end"/>
+          </w:r>
+        </w:p>
+      </w:tc>
+    </w:tr>
+  </w:tbl>
 </w:ftr>
 </file>
 
@@ -87,18 +784,58 @@
   <w:p>
     <w:pPr>
       <w:pStyle w:val="Header"/>
-      <w:jc w:val="left"/>
-    </w:pPr>
-    <w:r/>
+      <w:spacing w:after="20"/>
+    </w:pPr>
     <w:r>
       <w:rPr>
-        <w:rFonts w:ascii="Times New Roman" w:hAnsi="Times New Roman"/>
+        <w:rFonts w:ascii="Arial" w:hAnsi="Arial" w:eastAsia="Arial"/>
+        <w:b/>
+        <w:color w:val="173941"/>
+        <w:sz w:val="19"/>
+      </w:rPr>
+      <w:t>Medizinischer Dienst Rheinland-Pfalz</w:t>
+    </w:r>
+  </w:p>
+  <w:p>
+    <w:pPr>
+      <w:spacing w:after="0"/>
+    </w:pPr>
+    <w:r>
+      <w:rPr>
+        <w:rFonts w:ascii="Arial" w:hAnsi="Arial" w:eastAsia="Arial"/>
         <w:b w:val="0"/>
-        <w:i w:val="0"/>
-        <w:color w:val="666666"/>
-        <w:sz w:val="17"/>
-      </w:rPr>
-      <w:t>Kanzlei Ahlers und Brinkmann | Sozialrechtliche Leistungsakte | Bearbeitungsstand Juli 2026</w:t>
+        <w:color w:val="5C6569"/>
+        <w:sz w:val="14"/>
+      </w:rPr>
+      <w:t>Albiger Straße 19d · 55232 Alzey</w:t>
+    </w:r>
+  </w:p>
+  <w:p>
+    <w:pPr>
+      <w:spacing w:after="0"/>
+    </w:pPr>
+    <w:r>
+      <w:rPr>
+        <w:rFonts w:ascii="Arial" w:hAnsi="Arial" w:eastAsia="Arial"/>
+        <w:b w:val="0"/>
+        <w:color w:val="5C6569"/>
+        <w:sz w:val="14"/>
+      </w:rPr>
+      <w:t>Regionalstelle Trier · Telefon 0651 14578-0 · gutachten@md-rlp.example</w:t>
+    </w:r>
+  </w:p>
+  <w:p>
+    <w:pPr>
+      <w:spacing w:after="0"/>
+    </w:pPr>
+    <w:r>
+      <w:rPr>
+        <w:rFonts w:ascii="Arial" w:hAnsi="Arial" w:eastAsia="Arial"/>
+        <w:b w:val="0"/>
+        <w:color w:val="5C6569"/>
+        <w:sz w:val="14"/>
+      </w:rPr>
+      <w:t>Gutachterin Dr. med. Katrin Faber · Fachärztin für Innere Medizin</w:t>
     </w:r>
   </w:p>
 </w:hdr>
@@ -467,9 +1204,13 @@
     <w:name w:val="Normal"/>
     <w:qFormat/>
     <w:rsid w:val="00FC693F"/>
+    <w:pPr>
+      <w:spacing w:after="120" w:line="259" w:lineRule="auto"/>
+      <w:widowControl/>
+    </w:pPr>
     <w:rPr>
-      <w:rFonts w:ascii="Times New Roman" w:hAnsi="Times New Roman"/>
-      <w:sz w:val="22"/>
+      <w:rFonts w:ascii="Arial" w:hAnsi="Arial"/>
+      <w:sz w:val="21"/>
     </w:rPr>
   </w:style>
   <w:style w:type="paragraph" w:styleId="Header">
@@ -527,15 +1268,15 @@
     <w:pPr>
       <w:keepNext/>
       <w:keepLines/>
-      <w:spacing w:before="480" w:after="0"/>
+      <w:spacing w:before="200" w:after="120"/>
       <w:outlineLvl w:val="0"/>
     </w:pPr>
     <w:rPr>
-      <w:rFonts w:asciiTheme="majorHAnsi" w:eastAsiaTheme="majorEastAsia" w:hAnsiTheme="majorHAnsi" w:cstheme="majorBidi" w:ascii="Times New Roman" w:hAnsi="Times New Roman"/>
+      <w:rFonts w:asciiTheme="majorHAnsi" w:eastAsiaTheme="majorEastAsia" w:hAnsiTheme="majorHAnsi" w:cstheme="majorBidi" w:ascii="Arial" w:hAnsi="Arial"/>
       <w:b/>
       <w:bCs/>
-      <w:color w:val="365F91" w:themeColor="accent1" w:themeShade="BF"/>
-      <w:sz w:val="28"/>
+      <w:color w:val="173941"/>
+      <w:sz w:val="26"/>
       <w:szCs w:val="28"/>
     </w:rPr>
   </w:style>
@@ -551,15 +1292,15 @@
     <w:pPr>
       <w:keepNext/>
       <w:keepLines/>
-      <w:spacing w:before="200" w:after="0"/>
+      <w:spacing w:before="200" w:after="120"/>
       <w:outlineLvl w:val="1"/>
     </w:pPr>
     <w:rPr>
-      <w:rFonts w:asciiTheme="majorHAnsi" w:eastAsiaTheme="majorEastAsia" w:hAnsiTheme="majorHAnsi" w:cstheme="majorBidi" w:ascii="Times New Roman" w:hAnsi="Times New Roman"/>
+      <w:rFonts w:asciiTheme="majorHAnsi" w:eastAsiaTheme="majorEastAsia" w:hAnsiTheme="majorHAnsi" w:cstheme="majorBidi" w:ascii="Arial" w:hAnsi="Arial"/>
       <w:b/>
       <w:bCs/>
-      <w:color w:val="4F81BD" w:themeColor="accent1"/>
-      <w:sz w:val="24"/>
+      <w:color w:val="173941"/>
+      <w:sz w:val="22"/>
       <w:szCs w:val="26"/>
     </w:rPr>
   </w:style>
@@ -813,19 +1554,20 @@
     <w:qFormat/>
     <w:rsid w:val="00FC693F"/>
     <w:pPr>
+      <w:keepNext/>
       <w:pBdr>
         <w:bottom w:val="single" w:sz="8" w:space="4" w:color="4F81BD" w:themeColor="accent1"/>
       </w:pBdr>
-      <w:spacing w:after="300" w:line="240" w:lineRule="auto"/>
+      <w:spacing w:after="120" w:line="240" w:lineRule="auto" w:before="0"/>
       <w:contextualSpacing/>
     </w:pPr>
     <w:rPr>
-      <w:rFonts w:asciiTheme="majorHAnsi" w:eastAsiaTheme="majorEastAsia" w:hAnsiTheme="majorHAnsi" w:cstheme="majorBidi" w:ascii="Times New Roman" w:hAnsi="Times New Roman"/>
+      <w:rFonts w:asciiTheme="majorHAnsi" w:eastAsiaTheme="majorEastAsia" w:hAnsiTheme="majorHAnsi" w:cstheme="majorBidi" w:ascii="Arial" w:hAnsi="Arial"/>
       <w:b/>
-      <w:color w:val="17365D" w:themeColor="text2" w:themeShade="BF"/>
+      <w:color w:val="173941"/>
       <w:spacing w:val="5"/>
       <w:kern w:val="28"/>
-      <w:sz w:val="30"/>
+      <w:sz w:val="36"/>
       <w:szCs w:val="52"/>
     </w:rPr>
   </w:style>
